--- a/ADG/11장/11장_실습문제_추가서술형.docx
+++ b/ADG/11장/11장_실습문제_추가서술형.docx
@@ -96,7 +96,35 @@
           <w:rFonts w:ascii="맑은 고딕" w:hAnsi="맑은 고딕" w:eastAsia="맑은 고딕"/>
           <w:sz w:val="21"/>
         </w:rPr>
-        <w:t>[추가-03] `FLASHBACK_ON`이 `NO`인 상태에서 전환이 되는 이유를 보장 복원 지점의 성격과 함께 설명하라.</w:t>
+        <w:t xml:space="preserve">[추가-03] </w:t>
+      </w:r>
+      <w:r>
+        <w:rPr>
+          <w:rFonts w:ascii="Consolas" w:hAnsi="Consolas" w:eastAsia="맑은 고딕"/>
+          <w:sz w:val="21"/>
+        </w:rPr>
+        <w:t xml:space="preserve">FLASHBACK_ON</w:t>
+      </w:r>
+      <w:r>
+        <w:rPr>
+          <w:rFonts w:ascii="맑은 고딕" w:hAnsi="맑은 고딕" w:eastAsia="맑은 고딕"/>
+          <w:sz w:val="21"/>
+        </w:rPr>
+        <w:t xml:space="preserve">이 </w:t>
+      </w:r>
+      <w:r>
+        <w:rPr>
+          <w:rFonts w:ascii="Consolas" w:hAnsi="Consolas" w:eastAsia="맑은 고딕"/>
+          <w:sz w:val="21"/>
+        </w:rPr>
+        <w:t xml:space="preserve">NO</w:t>
+      </w:r>
+      <w:r>
+        <w:rPr>
+          <w:rFonts w:ascii="맑은 고딕" w:hAnsi="맑은 고딕" w:eastAsia="맑은 고딕"/>
+          <w:sz w:val="21"/>
+        </w:rPr>
+        <w:t xml:space="preserve">인 상태에서 전환이 되는 이유를 보장 복원 지점의 성격과 함께 설명하라.</w:t>
       </w:r>
     </w:p>
     <w:p>
@@ -177,7 +205,35 @@
           <w:rFonts w:ascii="맑은 고딕" w:hAnsi="맑은 고딕" w:eastAsia="맑은 고딕"/>
           <w:sz w:val="21"/>
         </w:rPr>
-        <w:t>[추가-06] `transport lag`과 `apply lag`이 갈라지는 현상을 설명하고, 이 조합으로 어떤 진단이 가능한지 서술하라.</w:t>
+        <w:t xml:space="preserve">[추가-06] </w:t>
+      </w:r>
+      <w:r>
+        <w:rPr>
+          <w:rFonts w:ascii="Consolas" w:hAnsi="Consolas" w:eastAsia="맑은 고딕"/>
+          <w:sz w:val="21"/>
+        </w:rPr>
+        <w:t xml:space="preserve">transport lag</w:t>
+      </w:r>
+      <w:r>
+        <w:rPr>
+          <w:rFonts w:ascii="맑은 고딕" w:hAnsi="맑은 고딕" w:eastAsia="맑은 고딕"/>
+          <w:sz w:val="21"/>
+        </w:rPr>
+        <w:t xml:space="preserve">과 </w:t>
+      </w:r>
+      <w:r>
+        <w:rPr>
+          <w:rFonts w:ascii="Consolas" w:hAnsi="Consolas" w:eastAsia="맑은 고딕"/>
+          <w:sz w:val="21"/>
+        </w:rPr>
+        <w:t xml:space="preserve">apply lag</w:t>
+      </w:r>
+      <w:r>
+        <w:rPr>
+          <w:rFonts w:ascii="맑은 고딕" w:hAnsi="맑은 고딕" w:eastAsia="맑은 고딕"/>
+          <w:sz w:val="21"/>
+        </w:rPr>
+        <w:t xml:space="preserve">이 갈라지는 현상을 설명하고, 이 조합으로 어떤 진단이 가능한지 서술하라.</w:t>
       </w:r>
     </w:p>
     <w:p>
@@ -266,7 +322,21 @@
           <w:rFonts w:ascii="맑은 고딕" w:hAnsi="맑은 고딕" w:eastAsia="맑은 고딕"/>
           <w:sz w:val="21"/>
         </w:rPr>
-        <w:t>[추가-09] `CONVERT TO SNAPSHOT STANDBY`가 ORA-38784와 ORA-01153을 냈다. 두 오류의 관계를 밝히고, 오류 메시지에서 읽어 낼 수 있는 설계상의 사실을 서술한 뒤 조치를 제시하라.</w:t>
+        <w:t xml:space="preserve">[추가-09] </w:t>
+      </w:r>
+      <w:r>
+        <w:rPr>
+          <w:rFonts w:ascii="Consolas" w:hAnsi="Consolas" w:eastAsia="맑은 고딕"/>
+          <w:sz w:val="21"/>
+        </w:rPr>
+        <w:t xml:space="preserve">CONVERT TO SNAPSHOT STANDBY</w:t>
+      </w:r>
+      <w:r>
+        <w:rPr>
+          <w:rFonts w:ascii="맑은 고딕" w:hAnsi="맑은 고딕" w:eastAsia="맑은 고딕"/>
+          <w:sz w:val="21"/>
+        </w:rPr>
+        <w:t xml:space="preserve">가 ORA-38784와 ORA-01153을 냈다. 두 오류의 관계를 밝히고, 오류 메시지에서 읽어 낼 수 있는 설계상의 사실을 서술한 뒤 조치를 제시하라.</w:t>
       </w:r>
     </w:p>
     <w:p>
@@ -320,7 +390,21 @@
           <w:rFonts w:ascii="맑은 고딕" w:hAnsi="맑은 고딕" w:eastAsia="맑은 고딕"/>
           <w:sz w:val="21"/>
         </w:rPr>
-        <w:t>[추가-11] 복귀 후 `ALTER DATABASE OPEN`이 ORA-10456을 냈다. 원인을 밝히고 올바른 순서를 제시한 뒤, 이 실수가 흔한 이유를 설명하라.</w:t>
+        <w:t xml:space="preserve">[추가-11] 복귀 후 </w:t>
+      </w:r>
+      <w:r>
+        <w:rPr>
+          <w:rFonts w:ascii="Consolas" w:hAnsi="Consolas" w:eastAsia="맑은 고딕"/>
+          <w:sz w:val="21"/>
+        </w:rPr>
+        <w:t xml:space="preserve">ALTER DATABASE OPEN</w:t>
+      </w:r>
+      <w:r>
+        <w:rPr>
+          <w:rFonts w:ascii="맑은 고딕" w:hAnsi="맑은 고딕" w:eastAsia="맑은 고딕"/>
+          <w:sz w:val="21"/>
+        </w:rPr>
+        <w:t xml:space="preserve">이 ORA-10456을 냈다. 원인을 밝히고 올바른 순서를 제시한 뒤, 이 실수가 흔한 이유를 설명하라.</w:t>
       </w:r>
     </w:p>
     <w:p>
@@ -374,7 +458,21 @@
           <w:rFonts w:ascii="맑은 고딕" w:hAnsi="맑은 고딕" w:eastAsia="맑은 고딕"/>
           <w:sz w:val="21"/>
         </w:rPr>
-        <w:t>[추가-13] 되돌린 뒤 `apply lag`이 좀처럼 0으로 줄지 않는다. 가능한 원인들을 열거하고 각각의 확인 방법과 조치를 서술하라.</w:t>
+        <w:t xml:space="preserve">[추가-13] 되돌린 뒤 </w:t>
+      </w:r>
+      <w:r>
+        <w:rPr>
+          <w:rFonts w:ascii="Consolas" w:hAnsi="Consolas" w:eastAsia="맑은 고딕"/>
+          <w:sz w:val="21"/>
+        </w:rPr>
+        <w:t xml:space="preserve">apply lag</w:t>
+      </w:r>
+      <w:r>
+        <w:rPr>
+          <w:rFonts w:ascii="맑은 고딕" w:hAnsi="맑은 고딕" w:eastAsia="맑은 고딕"/>
+          <w:sz w:val="21"/>
+        </w:rPr>
+        <w:t xml:space="preserve">이 좀처럼 0으로 줄지 않는다. 가능한 원인들을 열거하고 각각의 확인 방법과 조치를 서술하라.</w:t>
       </w:r>
     </w:p>
     <w:p>
@@ -584,6 +682,8 @@
       </w:r>
     </w:p>
     <w:sectPr>
+      <w:headerReference w:type="default" r:id="rId9"/>
+      <w:footerReference w:type="default" r:id="rId10"/>
       <w:pgSz w:w="12240" w:h="15840"/>
       <w:pgMar w:top="1440" w:right="1800" w:bottom="1440" w:left="1800" w:header="720" w:footer="720" w:gutter="0"/>
       <w:cols w:space="720"/>
@@ -591,6 +691,26 @@
     </w:sectPr>
   </w:body>
 </w:document>
+</file>
+
+<file path=word/footer1.xml><?xml version="1.0" encoding="utf-8"?>
+<w:ftr xmlns:m="http://schemas.openxmlformats.org/officeDocument/2006/math" xmlns:mc="http://schemas.openxmlformats.org/markup-compatibility/2006" xmlns:mo="http://schemas.microsoft.com/office/mac/office/2008/main" xmlns:mv="urn:schemas-microsoft-com:mac:vml" xmlns:o="urn:schemas-microsoft-com:office:office" xmlns:r="http://schemas.openxmlformats.org/officeDocument/2006/relationships" xmlns:v="urn:schemas-microsoft-com:vml" xmlns:w10="urn:schemas-microsoft-com:office:word" xmlns:w14="http://schemas.microsoft.com/office/word/2010/wordml" xmlns:w="http://schemas.openxmlformats.org/wordprocessingml/2006/main" xmlns:wne="http://schemas.microsoft.com/office/word/2006/wordml" xmlns:wp14="http://schemas.microsoft.com/office/word/2010/wordprocessingDrawing" xmlns:wp="http://schemas.openxmlformats.org/drawingml/2006/wordprocessingDrawing" xmlns:wpc="http://schemas.microsoft.com/office/word/2010/wordprocessingCanvas" xmlns:wpg="http://schemas.microsoft.com/office/word/2010/wordprocessingGroup" xmlns:wpi="http://schemas.microsoft.com/office/word/2010/wordprocessingInk" xmlns:wps="http://schemas.microsoft.com/office/word/2010/wordprocessingShape" mc:Ignorable="w14 wp14">
+  <w:p>
+    <w:pPr>
+      <w:pStyle w:val="Footer"/>
+    </w:pPr>
+  </w:p>
+</w:ftr>
+</file>
+
+<file path=word/header1.xml><?xml version="1.0" encoding="utf-8"?>
+<w:hdr xmlns:m="http://schemas.openxmlformats.org/officeDocument/2006/math" xmlns:mc="http://schemas.openxmlformats.org/markup-compatibility/2006" xmlns:mo="http://schemas.microsoft.com/office/mac/office/2008/main" xmlns:mv="urn:schemas-microsoft-com:mac:vml" xmlns:o="urn:schemas-microsoft-com:office:office" xmlns:r="http://schemas.openxmlformats.org/officeDocument/2006/relationships" xmlns:v="urn:schemas-microsoft-com:vml" xmlns:w10="urn:schemas-microsoft-com:office:word" xmlns:w14="http://schemas.microsoft.com/office/word/2010/wordml" xmlns:w="http://schemas.openxmlformats.org/wordprocessingml/2006/main" xmlns:wne="http://schemas.microsoft.com/office/word/2006/wordml" xmlns:wp14="http://schemas.microsoft.com/office/word/2010/wordprocessingDrawing" xmlns:wp="http://schemas.openxmlformats.org/drawingml/2006/wordprocessingDrawing" xmlns:wpc="http://schemas.microsoft.com/office/word/2010/wordprocessingCanvas" xmlns:wpg="http://schemas.microsoft.com/office/word/2010/wordprocessingGroup" xmlns:wpi="http://schemas.microsoft.com/office/word/2010/wordprocessingInk" xmlns:wps="http://schemas.microsoft.com/office/word/2010/wordprocessingShape" mc:Ignorable="w14 wp14">
+  <w:p>
+    <w:pPr>
+      <w:pStyle w:val="Header"/>
+    </w:pPr>
+  </w:p>
+</w:hdr>
 </file>
 
 <file path=word/numbering.xml><?xml version="1.0" encoding="utf-8"?>
